--- a/hin/docx/037.content.docx
+++ b/hin/docx/037.content.docx
@@ -128,19 +128,6 @@
           <w:lang w:val="hi_IN" w:bidi="hi_IN"/>
         </w:rPr>
         <w:t>पर</w:t>
-      </w:r>
-      <w:r>
-        <w:rPr>
-          <w:lang w:val="hi_IN" w:bidi="hi_IN"/>
-        </w:rPr>
-      </w:r>
-    </w:p>
-    <w:p>
-      <w:pPr/>
-      <w:r>
-        <w:rPr>
-          <w:lang w:val="hi_IN" w:bidi="hi_IN"/>
-        </w:rPr>
       </w:r>
       <w:r>
         <w:rPr>

--- a/hin/docx/037.content.docx
+++ b/hin/docx/037.content.docx
@@ -19,7 +19,7 @@
         <w:rPr>
           <w:lang w:val="hi_IN" w:bidi="hi_IN"/>
         </w:rPr>
-        <w:t>Resource: मुख्य शब्द (अनफोल्डिंग वर्ड)</w:t>
+        <w:t>Resource: unfoldingWord® Translation Words</w:t>
       </w:r>
       <w:r>
         <w:rPr>
@@ -90,7 +90,7 @@
         <w:rPr>
           <w:lang w:val="hi_IN" w:bidi="hi_IN"/>
         </w:rPr>
-        <w:t>मुख्य शब्द (अनफोल्डिंग वर्ड)</w:t>
+        <w:t>unfoldingWord® Translation Words</w:t>
       </w:r>
     </w:p>
     <w:p>

--- a/hin/docx/037.content.docx
+++ b/hin/docx/037.content.docx
@@ -1016,24 +1016,13 @@
         </w:rPr>
         <w:t>प्रचार करते रहे</w:t>
       </w:r>
-    </w:p>
-    <w:tbl>
-      <w:tblPr>
-        <w:tblW w:type="auto" w:w="0"/>
-        <w:tblLook w:firstColumn="1" w:firstRow="1" w:lastColumn="0" w:lastRow="0" w:noHBand="0" w:noVBand="1" w:val="04A0"/>
-      </w:tblPr>
-      <w:tblGrid>
-        <w:gridCol w:w="9360"/>
-      </w:tblGrid>
-      <w:tr>
-        <w:tc>
-          <w:tcPr>
-            <w:tcW w:type="dxa" w:w="9360"/>
-          </w:tcPr>
-          <w:p/>
-        </w:tc>
-      </w:tr>
-    </w:tbl>
+      <w:r>
+        <w:rPr>
+          <w:lang w:val="hi_IN" w:bidi="hi_IN"/>
+        </w:rPr>
+        <w:t>|</w:t>
+      </w:r>
+    </w:p>
     <w:p>
       <w:pPr>
         <w:pStyle w:val="ListBullet"/>
